--- a/JIRA/Manual.docx
+++ b/JIRA/Manual.docx
@@ -1090,13 +1090,8 @@
           </w:tcPr>
           <w:p>
             <w:r>
-              <w:t xml:space="preserve">Regina </w:t>
-            </w:r>
-            <w:proofErr w:type="spellStart"/>
-            <w:r>
-              <w:t>Albanus</w:t>
-            </w:r>
-            <w:proofErr w:type="spellEnd"/>
+              <w:t>Regina Albanus</w:t>
+            </w:r>
           </w:p>
         </w:tc>
       </w:tr>
